--- a/public/RESUME_UPDATED.docx
+++ b/public/RESUME_UPDATED.docx
@@ -221,7 +221,7 @@
           <w:color w:val="000000"/>
           <w:sz w:val="17"/>
         </w:rPr>
-        <w:t xml:space="preserve"> | Jan 2026 – Sept 2026</w:t>
+        <w:t xml:space="preserve"> | July 2026 – Sept 2026</w:t>
       </w:r>
     </w:p>
     <w:p>
@@ -288,7 +288,7 @@
           <w:color w:val="000000"/>
           <w:sz w:val="17"/>
         </w:rPr>
-        <w:t xml:space="preserve"> | Jan 2026 – Jun 2026</w:t>
+        <w:t xml:space="preserve"> | Dec 2025 – Jun 2026</w:t>
       </w:r>
     </w:p>
     <w:p>
